--- a/pretenziya_RVB_Porohova_obshchaya.docx
+++ b/pretenziya_RVB_Porohova_obshchaya.docx
@@ -98,7 +98,7 @@
                 <w:sz w:val="24"/>
                 <w:szCs w:val="24"/>
               </w:rPr>
-              <w:t xml:space="preserve">Адрес: [_____]</w:t>
+              <w:t xml:space="preserve">Адрес: 153023, Ивановская обл., г. Иваново, ул. Революционная, д. 16А, корп. 2, кв. 70</w:t>
             </w:r>
           </w:p>
           <w:p>
